--- a/rvs-400-executive-docs/output/02 РВС-400 №2/2 Акты освидетельствования скрытых работ/АОСР 02 Монтаж (разворот рулона) стенки резервуара, сборка и сварка вертикальных монтажных стыков (РВС №2).docx
+++ b/rvs-400-executive-docs/output/02 РВС-400 №2/2 Акты освидетельствования скрытых работ/АОСР 02 Монтаж (разворот рулона) стенки резервуара, сборка и сварка вертикальных монтажных стыков (РВС №2).docx
@@ -16,7 +16,9 @@
           <w:sz w:val="16"/>
           <w:u w:val="none"/>
         </w:rPr>
-        <w:t>Форма приложения к Требованиям, утверждённым приказом Ростехнадзора от 16.05.2023 № 344</w:t>
+        <w:t>Приложение № 3</w:t>
+        <w:br/>
+        <w:t>к приказу Минстроя России от 16.05.2023 № 344/пр</w:t>
       </w:r>
     </w:p>
     <w:p>
@@ -30,19 +32,30 @@
           <w:b/>
           <w:i w:val="0"/>
           <w:caps w:val="0"/>
-          <w:sz w:val="22"/>
+          <w:sz w:val="26"/>
           <w:u w:val="none"/>
         </w:rPr>
         <w:t>АКТ</w:t>
         <w:br/>
-        <w:t>освидетельствования работ, которые оказывают влияние на безопасность объекта капитального строительства и в соответствии с технологией строительства, реконструкции, капитального ремонта контроль за выполнением которых не может быть проведён после выполнения других работ</w:t>
+        <w:t>освидетельствования скрытых работ</w:t>
       </w:r>
     </w:p>
     <w:p>
       <w:pPr>
         <w:spacing w:before="0" w:after="80"/>
-        <w:jc w:val="both"/>
+        <w:jc w:val="center"/>
       </w:pPr>
+      <w:r>
+        <w:rPr>
+          <w:rFonts w:ascii="Times New Roman" w:hAnsi="Times New Roman" w:eastAsia="Times New Roman"/>
+          <w:b w:val="0"/>
+          <w:i/>
+          <w:caps w:val="0"/>
+          <w:sz w:val="17"/>
+          <w:u w:val="none"/>
+        </w:rPr>
+        <w:t>(работ, которые оказывают влияние на безопасность объекта капитального строительства и контроль за выполнением которых не может быть проведён после выполнения других работ)</w:t>
+      </w:r>
     </w:p>
     <w:p>
       <w:pPr>
